--- a/test-corpus/fields.docx
+++ b/test-corpus/fields.docx
@@ -111,7 +111,7 @@
       </w:r>
       <w:r>
         <w:rPr/>
-        <w:t>21:13:10</w:t>
+        <w:t>22:02:33</w:t>
       </w:r>
       <w:r>
         <w:rPr/>
